--- a/exercises/Bài tập tổng hợp 54-57 - Câu tường thuật/Đề 3.docx
+++ b/exercises/Bài tập tổng hợp 54-57 - Câu tường thuật/Đề 3.docx
@@ -3,604 +3,2428 @@
 <w:document xmlns:w="http://schemas.openxmlformats.org/wordprocessingml/2006/main">
   <w:body>
     <w:p>
-      <w:r>
-        <w:rPr>
+      <w:pPr>
+        <w:spacing w:before="0" w:after="280"/>
+        <w:keepNext/>
+        <w:jc w:val="center"/>
+      </w:pPr>
+      <w:r>
+        <w:rPr>
+          <w:color w:val="000000"/>
           <w:b/>
         </w:rPr>
-        <w:t xml:space="preserve">ĐỀ TỔNG HỢP 54–57 – ĐỀ 3</w:t>
-      </w:r>
-    </w:p>
-    <w:p>
-      <w:r>
-        <w:t xml:space="preserve">REPORTED SPEECH: STATEMENTS – QUESTIONS – COMMANDS / REQUESTS – CHANGES</w:t>
-      </w:r>
-    </w:p>
-    <w:p>
-      <w:r>
-        <w:t xml:space="preserve">Họ và tên: __________________________                         Điểm: ________/100</w:t>
-      </w:r>
-    </w:p>
-    <w:p>
-      <w:r>
-        <w:rPr>
+        <w:t>ĐỀ TỔNG HỢP 54–57 – ĐỀ 3</w:t>
+      </w:r>
+    </w:p>
+    <w:p>
+      <w:pPr>
+        <w:spacing w:before="0" w:after="180"/>
+        <w:jc w:val="center"/>
+      </w:pPr>
+      <w:r>
+        <w:rPr>
+          <w:color w:val="000000"/>
           <w:b/>
         </w:rPr>
-        <w:t xml:space="preserve">PHẦN 1. LÙI THÌ VÀ ĐỔI TỪ CHỈ THỜI GIAN/NƠI CHỐN (10 điểm)</w:t>
-      </w:r>
-    </w:p>
-    <w:p>
-      <w:r>
-        <w:t xml:space="preserve">1. today → ___</w:t>
-      </w:r>
-    </w:p>
-    <w:p>
-      <w:r>
-        <w:t xml:space="preserve">2. tomorrow → ___</w:t>
-      </w:r>
-    </w:p>
-    <w:p>
-      <w:r>
-        <w:t xml:space="preserve">3. yesterday → ___</w:t>
-      </w:r>
-    </w:p>
-    <w:p>
-      <w:r>
-        <w:t xml:space="preserve">4. here → ___</w:t>
-      </w:r>
-    </w:p>
-    <w:p>
-      <w:r>
-        <w:t xml:space="preserve">5. this/these → ___</w:t>
-      </w:r>
-    </w:p>
-    <w:p>
-      <w:r>
-        <w:t xml:space="preserve">6. am/is → ___</w:t>
-      </w:r>
-    </w:p>
-    <w:p>
-      <w:r>
-        <w:t xml:space="preserve">7. are → ___</w:t>
-      </w:r>
-    </w:p>
-    <w:p>
-      <w:r>
-        <w:t xml:space="preserve">8. present simple → ___</w:t>
-      </w:r>
-    </w:p>
-    <w:p>
-      <w:r>
-        <w:t xml:space="preserve">9. present continuous → ___</w:t>
-      </w:r>
-    </w:p>
-    <w:p>
-      <w:r>
-        <w:t xml:space="preserve">10. present perfect → ___</w:t>
-      </w:r>
-    </w:p>
-    <w:p>
-      <w:r>
-        <w:rPr>
+        <w:t>REPORTED SPEECH: STATEMENTS – QUESTIONS – COMMANDS / REQUESTS – CHANGES</w:t>
+      </w:r>
+    </w:p>
+    <w:p>
+      <w:pPr>
+        <w:spacing w:before="0" w:after="100"/>
+      </w:pPr>
+      <w:r>
+        <w:rPr>
+          <w:color w:val="000000"/>
+        </w:rPr>
+        <w:t>Họ và tên: __________________________                         Điểm: ________/100</w:t>
+      </w:r>
+    </w:p>
+    <w:p>
+      <w:pPr>
+        <w:spacing w:before="0" w:after="100"/>
+      </w:pPr>
+      <w:r>
+        <w:rPr>
+          <w:color w:val="000000"/>
+        </w:rPr>
+        <w:t>Phạm vi kiến thức: Bài 54–57 — câu tường thuật câu kể; câu hỏi Yes/No và Wh-; mệnh lệnh/yêu cầu; lùi thì và đổi từ chỉ thời gian, nơi chốn.</w:t>
+      </w:r>
+    </w:p>
+    <w:p>
+      <w:pPr>
+        <w:spacing w:before="0" w:after="100"/>
+      </w:pPr>
+      <w:r>
+        <w:rPr>
+          <w:color w:val="000000"/>
+        </w:rPr>
+        <w:t>Thời gian làm bài dự kiến: 90 phút.</w:t>
+      </w:r>
+    </w:p>
+    <w:p>
+      <w:pPr>
+        <w:spacing w:before="0" w:after="100"/>
+      </w:pPr>
+      <w:r>
+        <w:rPr>
+          <w:color w:val="000000"/>
+        </w:rPr>
+        <w:t>Tổng điểm: 100 điểm.</w:t>
+      </w:r>
+    </w:p>
+    <w:p>
+      <w:pPr>
+        <w:spacing w:before="0" w:after="120"/>
+      </w:pPr>
+      <w:r>
+        <w:rPr>
+          <w:color w:val="000000"/>
+        </w:rPr>
+        <w:t>Hướng dẫn chung: Làm lần lượt từng phần và kiểm tra thì, đại từ, trật tự câu hỏi cùng cách dùng say/tell trước khi nộp bài.</w:t>
+      </w:r>
+    </w:p>
+    <w:p>
+      <w:pPr>
+        <w:spacing w:before="240" w:after="60"/>
+        <w:keepNext/>
+      </w:pPr>
+      <w:r>
+        <w:rPr>
+          <w:color w:val="000000"/>
           <w:b/>
         </w:rPr>
-        <w:t xml:space="preserve">PHẦN 2. SAY / TELL (10 điểm)</w:t>
-      </w:r>
-    </w:p>
-    <w:p>
-      <w:r>
-        <w:t xml:space="preserve">1. My friend ___ he liked the film.</w:t>
-      </w:r>
-    </w:p>
-    <w:p>
-      <w:r>
-        <w:t xml:space="preserve">2. She ___ us that the bus had left.</w:t>
-      </w:r>
-    </w:p>
-    <w:p>
-      <w:r>
-        <w:t xml:space="preserve">3. The guide ___ to stay together. (us)</w:t>
-      </w:r>
-    </w:p>
-    <w:p>
-      <w:r>
-        <w:t xml:space="preserve">4. Peter ___ that he might be late.</w:t>
-      </w:r>
-    </w:p>
-    <w:p>
-      <w:r>
-        <w:t xml:space="preserve">5. Dad ___ me he would help.</w:t>
-      </w:r>
-    </w:p>
-    <w:p>
-      <w:r>
-        <w:t xml:space="preserve">6. Lan ___ me that she was tired.</w:t>
-      </w:r>
-    </w:p>
-    <w:p>
-      <w:r>
-        <w:t xml:space="preserve">7. Nam ___ that he would come.</w:t>
-      </w:r>
-    </w:p>
-    <w:p>
-      <w:r>
-        <w:t xml:space="preserve">8. She ___ to me that the shop was closed.</w:t>
-      </w:r>
-    </w:p>
-    <w:p>
-      <w:r>
-        <w:t xml:space="preserve">9. The teacher ___ us to be quiet.</w:t>
-      </w:r>
-    </w:p>
-    <w:p>
-      <w:r>
-        <w:t xml:space="preserve">10. Mai ___ she could swim.</w:t>
-      </w:r>
-    </w:p>
-    <w:p>
-      <w:r>
-        <w:rPr>
+        <w:t>PHẦN 1. LÙI THÌ VÀ ĐỔI TỪ CHỈ THỜI GIAN/NƠI CHỐN (10 điểm)</w:t>
+      </w:r>
+    </w:p>
+    <w:p>
+      <w:pPr>
+        <w:spacing w:before="0" w:after="60"/>
+        <w:keepNext/>
+      </w:pPr>
+      <w:r>
+        <w:rPr>
+          <w:color w:val="000000"/>
+          <w:i/>
+        </w:rPr>
+        <w:t>Hướng dẫn: Điền dạng lùi thì hoặc từ chỉ thời gian/nơi chốn tương ứng trong câu tường thuật.</w:t>
+      </w:r>
+    </w:p>
+    <w:p>
+      <w:pPr>
+        <w:spacing w:before="40" w:after="60"/>
+      </w:pPr>
+      <w:r>
+        <w:rPr>
+          <w:color w:val="000000"/>
+        </w:rPr>
+        <w:t>1. today → ___</w:t>
+      </w:r>
+    </w:p>
+    <w:p>
+      <w:pPr>
+        <w:spacing w:before="120" w:after="160"/>
+      </w:pPr>
+      <w:r>
+        <w:rPr>
+          <w:color w:val="000000"/>
+        </w:rPr>
+        <w:t>2. tomorrow → ___</w:t>
+      </w:r>
+    </w:p>
+    <w:p>
+      <w:pPr>
+        <w:spacing w:before="120" w:after="160"/>
+      </w:pPr>
+      <w:r>
+        <w:rPr>
+          <w:color w:val="000000"/>
+        </w:rPr>
+        <w:t>3. yesterday → ___</w:t>
+      </w:r>
+    </w:p>
+    <w:p>
+      <w:pPr>
+        <w:spacing w:before="120" w:after="160"/>
+      </w:pPr>
+      <w:r>
+        <w:rPr>
+          <w:color w:val="000000"/>
+        </w:rPr>
+        <w:t>4. here → ___</w:t>
+      </w:r>
+    </w:p>
+    <w:p>
+      <w:pPr>
+        <w:spacing w:before="120" w:after="160"/>
+      </w:pPr>
+      <w:r>
+        <w:rPr>
+          <w:color w:val="000000"/>
+        </w:rPr>
+        <w:t>5. this/these → ___</w:t>
+      </w:r>
+    </w:p>
+    <w:p>
+      <w:pPr>
+        <w:spacing w:before="120" w:after="160"/>
+      </w:pPr>
+      <w:r>
+        <w:rPr>
+          <w:color w:val="000000"/>
+        </w:rPr>
+        <w:t>6. am/is → ___</w:t>
+      </w:r>
+    </w:p>
+    <w:p>
+      <w:pPr>
+        <w:spacing w:before="120" w:after="160"/>
+      </w:pPr>
+      <w:r>
+        <w:rPr>
+          <w:color w:val="000000"/>
+        </w:rPr>
+        <w:t>7. are → ___</w:t>
+      </w:r>
+    </w:p>
+    <w:p>
+      <w:pPr>
+        <w:spacing w:before="120" w:after="160"/>
+      </w:pPr>
+      <w:r>
+        <w:rPr>
+          <w:color w:val="000000"/>
+        </w:rPr>
+        <w:t>8. present simple → ___</w:t>
+      </w:r>
+    </w:p>
+    <w:p>
+      <w:pPr>
+        <w:spacing w:before="120" w:after="160"/>
+      </w:pPr>
+      <w:r>
+        <w:rPr>
+          <w:color w:val="000000"/>
+        </w:rPr>
+        <w:t>9. present continuous → ___</w:t>
+      </w:r>
+    </w:p>
+    <w:p>
+      <w:pPr>
+        <w:spacing w:before="120" w:after="160"/>
+      </w:pPr>
+      <w:r>
+        <w:rPr>
+          <w:color w:val="000000"/>
+        </w:rPr>
+        <w:t>10. present perfect → ___</w:t>
+      </w:r>
+    </w:p>
+    <w:p>
+      <w:pPr>
+        <w:spacing w:before="240" w:after="60"/>
+        <w:keepNext/>
+      </w:pPr>
+      <w:r>
+        <w:rPr>
+          <w:color w:val="000000"/>
           <w:b/>
         </w:rPr>
-        <w:t xml:space="preserve">PHẦN 3. TƯỜNG THUẬT CÂU KỂ (10 điểm)</w:t>
-      </w:r>
-    </w:p>
-    <w:p>
-      <w:r>
-        <w:t xml:space="preserve">1. He said, “The earth moves around the sun.”</w:t>
-      </w:r>
-    </w:p>
-    <w:p>
-      <w:r>
-        <w:t xml:space="preserve">2. Mai said, “I do not like coffee.”</w:t>
-      </w:r>
-    </w:p>
-    <w:p>
-      <w:r>
-        <w:t xml:space="preserve">3. They said, “We are waiting here.”</w:t>
-      </w:r>
-    </w:p>
-    <w:p>
-      <w:r>
-        <w:t xml:space="preserve">4. Dad said, “I bought these tools last week.”</w:t>
-      </w:r>
-    </w:p>
-    <w:p>
-      <w:r>
-        <w:t xml:space="preserve">5. She said, “I have never seen this film.”</w:t>
-      </w:r>
-    </w:p>
-    <w:p>
-      <w:r>
-        <w:t xml:space="preserve">6. Lan said, “I am tired.”</w:t>
-      </w:r>
-    </w:p>
-    <w:p>
-      <w:r>
-        <w:t xml:space="preserve">7. Nam said, “I work here.”</w:t>
-      </w:r>
-    </w:p>
-    <w:p>
-      <w:r>
-        <w:t xml:space="preserve">8. Mai said, “I have finished my homework.”</w:t>
-      </w:r>
-    </w:p>
-    <w:p>
-      <w:r>
-        <w:t xml:space="preserve">9. He said, “I will call you tomorrow.”</w:t>
-      </w:r>
-    </w:p>
-    <w:p>
-      <w:r>
-        <w:t xml:space="preserve">10. They said, “We visited Hue yesterday.”</w:t>
-      </w:r>
-    </w:p>
-    <w:p>
-      <w:r>
-        <w:rPr>
+        <w:t>PHẦN 2. SAY / TELL (10 điểm)</w:t>
+      </w:r>
+    </w:p>
+    <w:p>
+      <w:pPr>
+        <w:spacing w:before="0" w:after="60"/>
+        <w:keepNext/>
+      </w:pPr>
+      <w:r>
+        <w:rPr>
+          <w:color w:val="000000"/>
+          <w:i/>
+        </w:rPr>
+        <w:t>Hướng dẫn: Điền say hoặc tell với cấu trúc đúng theo tân ngữ đi kèm.</w:t>
+      </w:r>
+    </w:p>
+    <w:p>
+      <w:pPr>
+        <w:spacing w:before="40" w:after="60"/>
+      </w:pPr>
+      <w:r>
+        <w:rPr>
+          <w:color w:val="000000"/>
+        </w:rPr>
+        <w:t>1. My friend ___ he liked the film.</w:t>
+      </w:r>
+    </w:p>
+    <w:p>
+      <w:pPr>
+        <w:spacing w:before="120" w:after="160"/>
+      </w:pPr>
+      <w:r>
+        <w:rPr>
+          <w:color w:val="000000"/>
+        </w:rPr>
+        <w:t>2. She ___ us that the bus had left.</w:t>
+      </w:r>
+    </w:p>
+    <w:p>
+      <w:pPr>
+        <w:spacing w:before="120" w:after="160"/>
+      </w:pPr>
+      <w:r>
+        <w:rPr>
+          <w:color w:val="000000"/>
+        </w:rPr>
+        <w:t>3. The guide ___ to stay together. (us)</w:t>
+      </w:r>
+    </w:p>
+    <w:p>
+      <w:pPr>
+        <w:spacing w:before="120" w:after="160"/>
+      </w:pPr>
+      <w:r>
+        <w:rPr>
+          <w:color w:val="000000"/>
+        </w:rPr>
+        <w:t>4. Peter ___ that he might be late.</w:t>
+      </w:r>
+    </w:p>
+    <w:p>
+      <w:pPr>
+        <w:spacing w:before="120" w:after="160"/>
+      </w:pPr>
+      <w:r>
+        <w:rPr>
+          <w:color w:val="000000"/>
+        </w:rPr>
+        <w:t>5. Dad ___ me he would help.</w:t>
+      </w:r>
+    </w:p>
+    <w:p>
+      <w:pPr>
+        <w:spacing w:before="120" w:after="160"/>
+      </w:pPr>
+      <w:r>
+        <w:rPr>
+          <w:color w:val="000000"/>
+        </w:rPr>
+        <w:t>6. Lan ___ me that she was tired.</w:t>
+      </w:r>
+    </w:p>
+    <w:p>
+      <w:pPr>
+        <w:spacing w:before="120" w:after="160"/>
+      </w:pPr>
+      <w:r>
+        <w:rPr>
+          <w:color w:val="000000"/>
+        </w:rPr>
+        <w:t>7. Nam ___ that he would come.</w:t>
+      </w:r>
+    </w:p>
+    <w:p>
+      <w:pPr>
+        <w:spacing w:before="120" w:after="160"/>
+      </w:pPr>
+      <w:r>
+        <w:rPr>
+          <w:color w:val="000000"/>
+        </w:rPr>
+        <w:t>8. She ___ to me that the shop was closed.</w:t>
+      </w:r>
+    </w:p>
+    <w:p>
+      <w:pPr>
+        <w:spacing w:before="120" w:after="160"/>
+      </w:pPr>
+      <w:r>
+        <w:rPr>
+          <w:color w:val="000000"/>
+        </w:rPr>
+        <w:t>9. The teacher ___ us to be quiet.</w:t>
+      </w:r>
+    </w:p>
+    <w:p>
+      <w:pPr>
+        <w:spacing w:before="120" w:after="160"/>
+      </w:pPr>
+      <w:r>
+        <w:rPr>
+          <w:color w:val="000000"/>
+        </w:rPr>
+        <w:t>10. Mai ___ she could swim.</w:t>
+      </w:r>
+    </w:p>
+    <w:p>
+      <w:pPr>
+        <w:spacing w:before="240" w:after="60"/>
+        <w:keepNext/>
+      </w:pPr>
+      <w:r>
+        <w:rPr>
+          <w:color w:val="000000"/>
           <w:b/>
         </w:rPr>
-        <w:t xml:space="preserve">PHẦN 4. TƯỜNG THUẬT CÂU HỎI YES/NO (10 điểm)</w:t>
-      </w:r>
-    </w:p>
-    <w:p>
-      <w:r>
-        <w:t xml:space="preserve">1. He asked me, “Is this your bag?”</w:t>
-      </w:r>
-    </w:p>
-    <w:p>
-      <w:r>
-        <w:t xml:space="preserve">2. Mai asked, “Have they finished the work?”</w:t>
-      </w:r>
-    </w:p>
-    <w:p>
-      <w:r>
-        <w:t xml:space="preserve">3. She asked him, “Could you help me?”</w:t>
-      </w:r>
-    </w:p>
-    <w:p>
-      <w:r>
-        <w:t xml:space="preserve">4. Nam asked, “Are these seats free?”</w:t>
-      </w:r>
-    </w:p>
-    <w:p>
-      <w:r>
-        <w:t xml:space="preserve">5. They asked us, “Must you go now?”</w:t>
-      </w:r>
-    </w:p>
-    <w:p>
-      <w:r>
-        <w:t xml:space="preserve">6. She asked me, “Are you busy?”</w:t>
-      </w:r>
-    </w:p>
-    <w:p>
-      <w:r>
-        <w:t xml:space="preserve">7. Nam asked, “Do you live here?”</w:t>
-      </w:r>
-    </w:p>
-    <w:p>
-      <w:r>
-        <w:t xml:space="preserve">8. Mai asked Lan, “Did you call me?”</w:t>
-      </w:r>
-    </w:p>
-    <w:p>
-      <w:r>
-        <w:t xml:space="preserve">9. He asked, “Can you swim?”</w:t>
-      </w:r>
-    </w:p>
-    <w:p>
-      <w:r>
-        <w:t xml:space="preserve">10. Mum asked me, “Have you eaten?”</w:t>
-      </w:r>
-    </w:p>
-    <w:p>
-      <w:r>
-        <w:rPr>
+        <w:t>PHẦN 3. TƯỜNG THUẬT CÂU KỂ (10 điểm)</w:t>
+      </w:r>
+    </w:p>
+    <w:p>
+      <w:pPr>
+        <w:spacing w:before="0" w:after="60"/>
+        <w:keepNext/>
+      </w:pPr>
+      <w:r>
+        <w:rPr>
+          <w:color w:val="000000"/>
+          <w:i/>
+        </w:rPr>
+        <w:t>Hướng dẫn: Chuyển mỗi câu kể trực tiếp sang câu tường thuật, chú ý đại từ và trạng từ.</w:t>
+      </w:r>
+    </w:p>
+    <w:p>
+      <w:pPr>
+        <w:spacing w:before="40" w:after="60"/>
+      </w:pPr>
+      <w:r>
+        <w:rPr>
+          <w:color w:val="000000"/>
+        </w:rPr>
+        <w:t>1. He said, “The earth moves around the sun.”</w:t>
+      </w:r>
+    </w:p>
+    <w:p>
+      <w:pPr>
+        <w:spacing w:before="120" w:after="160"/>
+      </w:pPr>
+      <w:r>
+        <w:rPr>
+          <w:color w:val="000000"/>
+        </w:rPr>
+        <w:t>2. Mai said, “I do not like coffee.”</w:t>
+      </w:r>
+    </w:p>
+    <w:p>
+      <w:pPr>
+        <w:spacing w:before="120" w:after="160"/>
+      </w:pPr>
+      <w:r>
+        <w:rPr>
+          <w:color w:val="000000"/>
+        </w:rPr>
+        <w:t>3. They said, “We are waiting here.”</w:t>
+      </w:r>
+    </w:p>
+    <w:p>
+      <w:pPr>
+        <w:spacing w:before="120" w:after="160"/>
+      </w:pPr>
+      <w:r>
+        <w:rPr>
+          <w:color w:val="000000"/>
+        </w:rPr>
+        <w:t>4. Dad said, “I bought these tools last week.”</w:t>
+      </w:r>
+    </w:p>
+    <w:p>
+      <w:pPr>
+        <w:spacing w:before="120" w:after="160"/>
+      </w:pPr>
+      <w:r>
+        <w:rPr>
+          <w:color w:val="000000"/>
+        </w:rPr>
+        <w:t>5. She said, “I have never seen this film.”</w:t>
+      </w:r>
+    </w:p>
+    <w:p>
+      <w:pPr>
+        <w:spacing w:before="120" w:after="160"/>
+      </w:pPr>
+      <w:r>
+        <w:rPr>
+          <w:color w:val="000000"/>
+        </w:rPr>
+        <w:t>6. Lan said, “I am tired.”</w:t>
+      </w:r>
+    </w:p>
+    <w:p>
+      <w:pPr>
+        <w:spacing w:before="120" w:after="160"/>
+      </w:pPr>
+      <w:r>
+        <w:rPr>
+          <w:color w:val="000000"/>
+        </w:rPr>
+        <w:t>7. Nam said, “I work here.”</w:t>
+      </w:r>
+    </w:p>
+    <w:p>
+      <w:pPr>
+        <w:spacing w:before="120" w:after="160"/>
+      </w:pPr>
+      <w:r>
+        <w:rPr>
+          <w:color w:val="000000"/>
+        </w:rPr>
+        <w:t>8. Mai said, “I have finished my homework.”</w:t>
+      </w:r>
+    </w:p>
+    <w:p>
+      <w:pPr>
+        <w:spacing w:before="120" w:after="160"/>
+      </w:pPr>
+      <w:r>
+        <w:rPr>
+          <w:color w:val="000000"/>
+        </w:rPr>
+        <w:t>9. He said, “I will call you tomorrow.”</w:t>
+      </w:r>
+    </w:p>
+    <w:p>
+      <w:pPr>
+        <w:spacing w:before="120" w:after="160"/>
+      </w:pPr>
+      <w:r>
+        <w:rPr>
+          <w:color w:val="000000"/>
+        </w:rPr>
+        <w:t>10. They said, “We visited Hue yesterday.”</w:t>
+      </w:r>
+    </w:p>
+    <w:p>
+      <w:pPr>
+        <w:spacing w:before="240" w:after="60"/>
+        <w:keepNext/>
+      </w:pPr>
+      <w:r>
+        <w:rPr>
+          <w:color w:val="000000"/>
           <w:b/>
         </w:rPr>
-        <w:t xml:space="preserve">PHẦN 5. TƯỜNG THUẬT CÂU HỎI WH- (10 điểm)</w:t>
-      </w:r>
-    </w:p>
-    <w:p>
-      <w:r>
-        <w:t xml:space="preserve">1. She asked him, “Where were you yesterday?”</w:t>
-      </w:r>
-    </w:p>
-    <w:p>
-      <w:r>
-        <w:t xml:space="preserve">2. The guide asked, “How many people are there?”</w:t>
-      </w:r>
-    </w:p>
-    <w:p>
-      <w:r>
-        <w:t xml:space="preserve">3. Nam asked, “What will happen next?”</w:t>
-      </w:r>
-    </w:p>
-    <w:p>
-      <w:r>
-        <w:t xml:space="preserve">4. I asked Lan, “Who did you meet?”</w:t>
-      </w:r>
-    </w:p>
-    <w:p>
-      <w:r>
-        <w:t xml:space="preserve">5. The doctor asked, “How do you feel today?”</w:t>
-      </w:r>
-    </w:p>
-    <w:p>
-      <w:r>
-        <w:t xml:space="preserve">6. Lan asked, “Where do you live?”</w:t>
-      </w:r>
-    </w:p>
-    <w:p>
-      <w:r>
-        <w:t xml:space="preserve">7. Nam asked me, “What are you doing?”</w:t>
-      </w:r>
-    </w:p>
-    <w:p>
-      <w:r>
-        <w:t xml:space="preserve">8. She asked, “Why did he leave?”</w:t>
-      </w:r>
-    </w:p>
-    <w:p>
-      <w:r>
-        <w:t xml:space="preserve">9. Mum asked, “When will you return?”</w:t>
-      </w:r>
-    </w:p>
-    <w:p>
-      <w:r>
-        <w:t xml:space="preserve">10. The teacher asked, “Who knows the answer?”</w:t>
-      </w:r>
-    </w:p>
-    <w:p>
-      <w:r>
-        <w:rPr>
+        <w:t>PHẦN 4. TƯỜNG THUẬT CÂU HỎI YES/NO (10 điểm)</w:t>
+      </w:r>
+    </w:p>
+    <w:p>
+      <w:pPr>
+        <w:spacing w:before="0" w:after="60"/>
+        <w:keepNext/>
+      </w:pPr>
+      <w:r>
+        <w:rPr>
+          <w:color w:val="000000"/>
+          <w:i/>
+        </w:rPr>
+        <w:t>Hướng dẫn: Chuyển mỗi câu hỏi Yes/No sang câu hỏi gián tiếp với if hoặc whether.</w:t>
+      </w:r>
+    </w:p>
+    <w:p>
+      <w:pPr>
+        <w:spacing w:before="40" w:after="60"/>
+      </w:pPr>
+      <w:r>
+        <w:rPr>
+          <w:color w:val="000000"/>
+        </w:rPr>
+        <w:t>1. He asked me, “Is this your bag?”</w:t>
+      </w:r>
+    </w:p>
+    <w:p>
+      <w:pPr>
+        <w:spacing w:before="120" w:after="160"/>
+      </w:pPr>
+      <w:r>
+        <w:rPr>
+          <w:color w:val="000000"/>
+        </w:rPr>
+        <w:t>2. Mai asked, “Have they finished the work?”</w:t>
+      </w:r>
+    </w:p>
+    <w:p>
+      <w:pPr>
+        <w:spacing w:before="120" w:after="160"/>
+      </w:pPr>
+      <w:r>
+        <w:rPr>
+          <w:color w:val="000000"/>
+        </w:rPr>
+        <w:t>3. She asked him, “Could you help me?”</w:t>
+      </w:r>
+    </w:p>
+    <w:p>
+      <w:pPr>
+        <w:spacing w:before="120" w:after="160"/>
+      </w:pPr>
+      <w:r>
+        <w:rPr>
+          <w:color w:val="000000"/>
+        </w:rPr>
+        <w:t>4. Nam asked, “Are these seats free?”</w:t>
+      </w:r>
+    </w:p>
+    <w:p>
+      <w:pPr>
+        <w:spacing w:before="120" w:after="160"/>
+      </w:pPr>
+      <w:r>
+        <w:rPr>
+          <w:color w:val="000000"/>
+        </w:rPr>
+        <w:t>5. They asked us, “Must you go now?”</w:t>
+      </w:r>
+    </w:p>
+    <w:p>
+      <w:pPr>
+        <w:spacing w:before="120" w:after="160"/>
+      </w:pPr>
+      <w:r>
+        <w:rPr>
+          <w:color w:val="000000"/>
+        </w:rPr>
+        <w:t>6. She asked me, “Are you busy?”</w:t>
+      </w:r>
+    </w:p>
+    <w:p>
+      <w:pPr>
+        <w:spacing w:before="120" w:after="160"/>
+      </w:pPr>
+      <w:r>
+        <w:rPr>
+          <w:color w:val="000000"/>
+        </w:rPr>
+        <w:t>7. Nam asked, “Do you live here?”</w:t>
+      </w:r>
+    </w:p>
+    <w:p>
+      <w:pPr>
+        <w:spacing w:before="120" w:after="160"/>
+      </w:pPr>
+      <w:r>
+        <w:rPr>
+          <w:color w:val="000000"/>
+        </w:rPr>
+        <w:t>8. Mai asked Lan, “Did you call me?”</w:t>
+      </w:r>
+    </w:p>
+    <w:p>
+      <w:pPr>
+        <w:spacing w:before="120" w:after="160"/>
+      </w:pPr>
+      <w:r>
+        <w:rPr>
+          <w:color w:val="000000"/>
+        </w:rPr>
+        <w:t>9. He asked, “Can you swim?”</w:t>
+      </w:r>
+    </w:p>
+    <w:p>
+      <w:pPr>
+        <w:spacing w:before="120" w:after="160"/>
+      </w:pPr>
+      <w:r>
+        <w:rPr>
+          <w:color w:val="000000"/>
+        </w:rPr>
+        <w:t>10. Mum asked me, “Have you eaten?”</w:t>
+      </w:r>
+    </w:p>
+    <w:p>
+      <w:pPr>
+        <w:spacing w:before="240" w:after="60"/>
+        <w:keepNext/>
+      </w:pPr>
+      <w:r>
+        <w:rPr>
+          <w:color w:val="000000"/>
           <w:b/>
         </w:rPr>
-        <w:t xml:space="preserve">PHẦN 6. TƯỜNG THUẬT MỆNH LỆNH VÀ YÊU CẦU (10 điểm)</w:t>
-      </w:r>
-    </w:p>
-    <w:p>
-      <w:r>
-        <w:t xml:space="preserve">1. The coach said, “Try again.”</w:t>
-      </w:r>
-    </w:p>
-    <w:p>
-      <w:r>
-        <w:t xml:space="preserve">2. He said, “Let me carry the bag.”</w:t>
-      </w:r>
-    </w:p>
-    <w:p>
-      <w:r>
-        <w:t xml:space="preserve">3. The manager said, “Finish it today.”</w:t>
-      </w:r>
-    </w:p>
-    <w:p>
-      <w:r>
-        <w:t xml:space="preserve">4. Lan said, “Please do not call me late.”</w:t>
-      </w:r>
-    </w:p>
-    <w:p>
-      <w:r>
-        <w:t xml:space="preserve">5. Dad said, “Let us visit Grandma.”</w:t>
-      </w:r>
-    </w:p>
-    <w:p>
-      <w:r>
-        <w:t xml:space="preserve">6. Mum said, “Clean your room.”</w:t>
-      </w:r>
-    </w:p>
-    <w:p>
-      <w:r>
-        <w:t xml:space="preserve">7. The teacher said, “Do not talk.”</w:t>
-      </w:r>
-    </w:p>
-    <w:p>
-      <w:r>
-        <w:t xml:space="preserve">8. Lan said, “Please help me.”</w:t>
-      </w:r>
-    </w:p>
-    <w:p>
-      <w:r>
-        <w:t xml:space="preserve">9. The officer said, “Show me your ID.”</w:t>
-      </w:r>
-    </w:p>
-    <w:p>
-      <w:r>
-        <w:t xml:space="preserve">10. Dad said, “Do not forget your key.”</w:t>
-      </w:r>
-    </w:p>
-    <w:p>
-      <w:r>
-        <w:rPr>
+        <w:t>PHẦN 5. TƯỜNG THUẬT CÂU HỎI WH- (10 điểm)</w:t>
+      </w:r>
+    </w:p>
+    <w:p>
+      <w:pPr>
+        <w:spacing w:before="0" w:after="60"/>
+        <w:keepNext/>
+      </w:pPr>
+      <w:r>
+        <w:rPr>
+          <w:color w:val="000000"/>
+          <w:i/>
+        </w:rPr>
+        <w:t>Hướng dẫn: Chuyển mỗi câu hỏi Wh- sang câu hỏi gián tiếp, giữ từ hỏi và đổi trật tự câu.</w:t>
+      </w:r>
+    </w:p>
+    <w:p>
+      <w:pPr>
+        <w:spacing w:before="40" w:after="60"/>
+      </w:pPr>
+      <w:r>
+        <w:rPr>
+          <w:color w:val="000000"/>
+        </w:rPr>
+        <w:t>1. She asked him, “Where were you yesterday?”</w:t>
+      </w:r>
+    </w:p>
+    <w:p>
+      <w:pPr>
+        <w:spacing w:before="120" w:after="160"/>
+      </w:pPr>
+      <w:r>
+        <w:rPr>
+          <w:color w:val="000000"/>
+        </w:rPr>
+        <w:t>2. The guide asked, “How many people are there?”</w:t>
+      </w:r>
+    </w:p>
+    <w:p>
+      <w:pPr>
+        <w:spacing w:before="120" w:after="160"/>
+      </w:pPr>
+      <w:r>
+        <w:rPr>
+          <w:color w:val="000000"/>
+        </w:rPr>
+        <w:t>3. Nam asked, “What will happen next?”</w:t>
+      </w:r>
+    </w:p>
+    <w:p>
+      <w:pPr>
+        <w:spacing w:before="120" w:after="160"/>
+      </w:pPr>
+      <w:r>
+        <w:rPr>
+          <w:color w:val="000000"/>
+        </w:rPr>
+        <w:t>4. I asked Lan, “Who did you meet?”</w:t>
+      </w:r>
+    </w:p>
+    <w:p>
+      <w:pPr>
+        <w:spacing w:before="120" w:after="160"/>
+      </w:pPr>
+      <w:r>
+        <w:rPr>
+          <w:color w:val="000000"/>
+        </w:rPr>
+        <w:t>5. The doctor asked, “How do you feel today?”</w:t>
+      </w:r>
+    </w:p>
+    <w:p>
+      <w:pPr>
+        <w:spacing w:before="120" w:after="160"/>
+      </w:pPr>
+      <w:r>
+        <w:rPr>
+          <w:color w:val="000000"/>
+        </w:rPr>
+        <w:t>6. Lan asked, “Where do you live?”</w:t>
+      </w:r>
+    </w:p>
+    <w:p>
+      <w:pPr>
+        <w:spacing w:before="120" w:after="160"/>
+      </w:pPr>
+      <w:r>
+        <w:rPr>
+          <w:color w:val="000000"/>
+        </w:rPr>
+        <w:t>7. Nam asked me, “What are you doing?”</w:t>
+      </w:r>
+    </w:p>
+    <w:p>
+      <w:pPr>
+        <w:spacing w:before="120" w:after="160"/>
+      </w:pPr>
+      <w:r>
+        <w:rPr>
+          <w:color w:val="000000"/>
+        </w:rPr>
+        <w:t>8. She asked, “Why did he leave?”</w:t>
+      </w:r>
+    </w:p>
+    <w:p>
+      <w:pPr>
+        <w:spacing w:before="120" w:after="160"/>
+      </w:pPr>
+      <w:r>
+        <w:rPr>
+          <w:color w:val="000000"/>
+        </w:rPr>
+        <w:t>9. Mum asked, “When will you return?”</w:t>
+      </w:r>
+    </w:p>
+    <w:p>
+      <w:pPr>
+        <w:spacing w:before="120" w:after="160"/>
+      </w:pPr>
+      <w:r>
+        <w:rPr>
+          <w:color w:val="000000"/>
+        </w:rPr>
+        <w:t>10. The teacher asked, “Who knows the answer?”</w:t>
+      </w:r>
+    </w:p>
+    <w:p>
+      <w:pPr>
+        <w:spacing w:before="240" w:after="60"/>
+        <w:keepNext/>
+      </w:pPr>
+      <w:r>
+        <w:rPr>
+          <w:color w:val="000000"/>
           <w:b/>
         </w:rPr>
-        <w:t xml:space="preserve">PHẦN 7. SỬA LỖI SAI (10 điểm)</w:t>
-      </w:r>
-    </w:p>
-    <w:p>
-      <w:r>
-        <w:t xml:space="preserve">1. Dad advised me that rest.</w:t>
-      </w:r>
-    </w:p>
-    <w:p>
-      <w:r>
-        <w:t xml:space="preserve">2. She asked me to not leave.</w:t>
-      </w:r>
-    </w:p>
-    <w:p>
-      <w:r>
-        <w:t xml:space="preserve">3. They said they had arrived yesterday.</w:t>
-      </w:r>
-    </w:p>
-    <w:p>
-      <w:r>
-        <w:t xml:space="preserve">4. He told to me that he was ill.</w:t>
-      </w:r>
-    </w:p>
-    <w:p>
-      <w:r>
-        <w:t xml:space="preserve">5. The guide asked where was the museum.</w:t>
-      </w:r>
-    </w:p>
-    <w:p>
-      <w:r>
-        <w:t xml:space="preserve">6. She said me that she was tired.</w:t>
-      </w:r>
-    </w:p>
-    <w:p>
-      <w:r>
-        <w:t xml:space="preserve">7. He told that he would come.</w:t>
-      </w:r>
-    </w:p>
-    <w:p>
-      <w:r>
-        <w:t xml:space="preserve">8. Lan said that she is busy.</w:t>
-      </w:r>
-    </w:p>
-    <w:p>
-      <w:r>
-        <w:t xml:space="preserve">9. Nam asked where did I live.</w:t>
-      </w:r>
-    </w:p>
-    <w:p>
-      <w:r>
-        <w:t xml:space="preserve">10. She asked me was I ready.</w:t>
-      </w:r>
-    </w:p>
-    <w:p>
-      <w:r>
-        <w:rPr>
+        <w:t>PHẦN 6. TƯỜNG THUẬT MỆNH LỆNH VÀ YÊU CẦU (10 điểm)</w:t>
+      </w:r>
+    </w:p>
+    <w:p>
+      <w:pPr>
+        <w:spacing w:before="0" w:after="60"/>
+        <w:keepNext/>
+      </w:pPr>
+      <w:r>
+        <w:rPr>
+          <w:color w:val="000000"/>
+          <w:i/>
+        </w:rPr>
+        <w:t>Hướng dẫn: Chuyển mỗi mệnh lệnh hoặc yêu cầu sang cấu trúc tường thuật phù hợp.</w:t>
+      </w:r>
+    </w:p>
+    <w:p>
+      <w:pPr>
+        <w:spacing w:before="40" w:after="60"/>
+      </w:pPr>
+      <w:r>
+        <w:rPr>
+          <w:color w:val="000000"/>
+        </w:rPr>
+        <w:t>1. The coach said, “Try again.”</w:t>
+      </w:r>
+    </w:p>
+    <w:p>
+      <w:pPr>
+        <w:spacing w:before="120" w:after="160"/>
+      </w:pPr>
+      <w:r>
+        <w:rPr>
+          <w:color w:val="000000"/>
+        </w:rPr>
+        <w:t>2. He said, “Let me carry the bag.”</w:t>
+      </w:r>
+    </w:p>
+    <w:p>
+      <w:pPr>
+        <w:spacing w:before="120" w:after="160"/>
+      </w:pPr>
+      <w:r>
+        <w:rPr>
+          <w:color w:val="000000"/>
+        </w:rPr>
+        <w:t>3. The manager said, “Finish it today.”</w:t>
+      </w:r>
+    </w:p>
+    <w:p>
+      <w:pPr>
+        <w:spacing w:before="120" w:after="160"/>
+      </w:pPr>
+      <w:r>
+        <w:rPr>
+          <w:color w:val="000000"/>
+        </w:rPr>
+        <w:t>4. Lan said, “Please do not call me late.”</w:t>
+      </w:r>
+    </w:p>
+    <w:p>
+      <w:pPr>
+        <w:spacing w:before="120" w:after="160"/>
+      </w:pPr>
+      <w:r>
+        <w:rPr>
+          <w:color w:val="000000"/>
+        </w:rPr>
+        <w:t>5. Dad said, “Let us visit Grandma.”</w:t>
+      </w:r>
+    </w:p>
+    <w:p>
+      <w:pPr>
+        <w:spacing w:before="120" w:after="160"/>
+      </w:pPr>
+      <w:r>
+        <w:rPr>
+          <w:color w:val="000000"/>
+        </w:rPr>
+        <w:t>6. Mum said, “Clean your room.”</w:t>
+      </w:r>
+    </w:p>
+    <w:p>
+      <w:pPr>
+        <w:spacing w:before="120" w:after="160"/>
+      </w:pPr>
+      <w:r>
+        <w:rPr>
+          <w:color w:val="000000"/>
+        </w:rPr>
+        <w:t>7. The teacher said, “Do not talk.”</w:t>
+      </w:r>
+    </w:p>
+    <w:p>
+      <w:pPr>
+        <w:spacing w:before="120" w:after="160"/>
+      </w:pPr>
+      <w:r>
+        <w:rPr>
+          <w:color w:val="000000"/>
+        </w:rPr>
+        <w:t>8. Lan said, “Please help me.”</w:t>
+      </w:r>
+    </w:p>
+    <w:p>
+      <w:pPr>
+        <w:spacing w:before="120" w:after="160"/>
+      </w:pPr>
+      <w:r>
+        <w:rPr>
+          <w:color w:val="000000"/>
+        </w:rPr>
+        <w:t>9. The officer said, “Show me your ID.”</w:t>
+      </w:r>
+    </w:p>
+    <w:p>
+      <w:pPr>
+        <w:spacing w:before="120" w:after="160"/>
+      </w:pPr>
+      <w:r>
+        <w:rPr>
+          <w:color w:val="000000"/>
+        </w:rPr>
+        <w:t>10. Dad said, “Do not forget your key.”</w:t>
+      </w:r>
+    </w:p>
+    <w:p>
+      <w:pPr>
+        <w:spacing w:before="240" w:after="60"/>
+        <w:keepNext/>
+      </w:pPr>
+      <w:r>
+        <w:rPr>
+          <w:color w:val="000000"/>
           <w:b/>
         </w:rPr>
-        <w:t xml:space="preserve">PHẦN 8. DỊCH SANG TIẾNG ANH (10 điểm)</w:t>
-      </w:r>
-    </w:p>
-    <w:p>
-      <w:r>
-        <w:t xml:space="preserve">1. Lan nói rằng cô ấy mệt.</w:t>
-      </w:r>
-    </w:p>
-    <w:p>
-      <w:r>
-        <w:t xml:space="preserve">2. Nam bảo tôi đợi ở đó.</w:t>
-      </w:r>
-    </w:p>
-    <w:p>
-      <w:r>
-        <w:t xml:space="preserve">3. Cô ấy hỏi tôi có bận không.</w:t>
-      </w:r>
-    </w:p>
-    <w:p>
-      <w:r>
-        <w:t xml:space="preserve">4. Anh ấy hỏi tôi sống ở đâu.</w:t>
-      </w:r>
-    </w:p>
-    <w:p>
-      <w:r>
-        <w:t xml:space="preserve">5. Mẹ bảo tôi dọn phòng.</w:t>
-      </w:r>
-    </w:p>
-    <w:p>
-      <w:r>
-        <w:t xml:space="preserve">6. Giáo viên yêu cầu chúng tôi không nói chuyện.</w:t>
-      </w:r>
-    </w:p>
-    <w:p>
-      <w:r>
-        <w:t xml:space="preserve">7. Mai nói cô ấy sẽ gọi vào ngày hôm sau.</w:t>
-      </w:r>
-    </w:p>
-    <w:p>
-      <w:r>
-        <w:t xml:space="preserve">8. Bác sĩ khuyên tôi nghỉ ngơi.</w:t>
-      </w:r>
-    </w:p>
-    <w:p>
-      <w:r>
-        <w:t xml:space="preserve">9. Lan hỏi tại sao Nam rời đi.</w:t>
-      </w:r>
-    </w:p>
-    <w:p>
-      <w:r>
-        <w:t xml:space="preserve">10. Bố nhắc tôi không được quên chìa khóa.</w:t>
-      </w:r>
-    </w:p>
-    <w:p>
-      <w:r>
-        <w:rPr>
+        <w:t>PHẦN 7. SỬA LỖI SAI (10 điểm)</w:t>
+      </w:r>
+    </w:p>
+    <w:p>
+      <w:pPr>
+        <w:spacing w:before="0" w:after="60"/>
+        <w:keepNext/>
+      </w:pPr>
+      <w:r>
+        <w:rPr>
+          <w:color w:val="000000"/>
+          <w:i/>
+        </w:rPr>
+        <w:t>Hướng dẫn: Tìm lỗi sai và viết lại câu tường thuật đúng hoàn chỉnh.</w:t>
+      </w:r>
+    </w:p>
+    <w:p>
+      <w:pPr>
+        <w:spacing w:before="40" w:after="60"/>
+      </w:pPr>
+      <w:r>
+        <w:rPr>
+          <w:color w:val="000000"/>
+        </w:rPr>
+        <w:t>1. Dad advised me that rest.</w:t>
+      </w:r>
+    </w:p>
+    <w:p>
+      <w:pPr>
+        <w:spacing w:before="120" w:after="160"/>
+      </w:pPr>
+      <w:r>
+        <w:rPr>
+          <w:color w:val="000000"/>
+        </w:rPr>
+        <w:t>2. She asked me to not leave.</w:t>
+      </w:r>
+    </w:p>
+    <w:p>
+      <w:pPr>
+        <w:spacing w:before="120" w:after="160"/>
+      </w:pPr>
+      <w:r>
+        <w:rPr>
+          <w:color w:val="000000"/>
+        </w:rPr>
+        <w:t>3. They said they had arrived yesterday.</w:t>
+      </w:r>
+    </w:p>
+    <w:p>
+      <w:pPr>
+        <w:spacing w:before="120" w:after="160"/>
+      </w:pPr>
+      <w:r>
+        <w:rPr>
+          <w:color w:val="000000"/>
+        </w:rPr>
+        <w:t>4. He told to me that he was ill.</w:t>
+      </w:r>
+    </w:p>
+    <w:p>
+      <w:pPr>
+        <w:spacing w:before="120" w:after="160"/>
+      </w:pPr>
+      <w:r>
+        <w:rPr>
+          <w:color w:val="000000"/>
+        </w:rPr>
+        <w:t>5. The guide asked where was the museum.</w:t>
+      </w:r>
+    </w:p>
+    <w:p>
+      <w:pPr>
+        <w:spacing w:before="120" w:after="160"/>
+      </w:pPr>
+      <w:r>
+        <w:rPr>
+          <w:color w:val="000000"/>
+        </w:rPr>
+        <w:t>6. She said me that she was tired.</w:t>
+      </w:r>
+    </w:p>
+    <w:p>
+      <w:pPr>
+        <w:spacing w:before="120" w:after="160"/>
+      </w:pPr>
+      <w:r>
+        <w:rPr>
+          <w:color w:val="000000"/>
+        </w:rPr>
+        <w:t>7. He told that he would come.</w:t>
+      </w:r>
+    </w:p>
+    <w:p>
+      <w:pPr>
+        <w:spacing w:before="120" w:after="160"/>
+      </w:pPr>
+      <w:r>
+        <w:rPr>
+          <w:color w:val="000000"/>
+        </w:rPr>
+        <w:t>8. Lan said that she is busy.</w:t>
+      </w:r>
+    </w:p>
+    <w:p>
+      <w:pPr>
+        <w:spacing w:before="120" w:after="160"/>
+      </w:pPr>
+      <w:r>
+        <w:rPr>
+          <w:color w:val="000000"/>
+        </w:rPr>
+        <w:t>9. Nam asked where did I live.</w:t>
+      </w:r>
+    </w:p>
+    <w:p>
+      <w:pPr>
+        <w:spacing w:before="120" w:after="160"/>
+      </w:pPr>
+      <w:r>
+        <w:rPr>
+          <w:color w:val="000000"/>
+        </w:rPr>
+        <w:t>10. She asked me was I ready.</w:t>
+      </w:r>
+    </w:p>
+    <w:p>
+      <w:pPr>
+        <w:spacing w:before="240" w:after="60"/>
+        <w:keepNext/>
+      </w:pPr>
+      <w:r>
+        <w:rPr>
+          <w:color w:val="000000"/>
           <w:b/>
         </w:rPr>
-        <w:t xml:space="preserve">PHẦN 9. ĐỌC HIỂU (10 điểm)</w:t>
-      </w:r>
-    </w:p>
-    <w:p>
-      <w:r>
-        <w:t xml:space="preserve">Mai told her brother that she had found a new apartment. He asked where it was and whether it was near her office. Mai said that it was in the city center and that she could walk to work. Her brother advised her to check the contract carefully and reminded her not to pay before reading every page. Mai thanked him and promised that she would call the landlord the following morning.</w:t>
-      </w:r>
-    </w:p>
-    <w:p>
-      <w:r>
-        <w:t xml:space="preserve">1. What had Mai found? 2. What two things did her brother ask? 3. How could Mai travel to work? 4. What did he advise her to do? 5. When would she call the landlord?</w:t>
-      </w:r>
-    </w:p>
-    <w:p>
-      <w:r>
-        <w:rPr>
+        <w:t>PHẦN 8. DỊCH SANG TIẾNG ANH (10 điểm)</w:t>
+      </w:r>
+    </w:p>
+    <w:p>
+      <w:pPr>
+        <w:spacing w:before="0" w:after="60"/>
+        <w:keepNext/>
+      </w:pPr>
+      <w:r>
+        <w:rPr>
+          <w:color w:val="000000"/>
+          <w:i/>
+        </w:rPr>
+        <w:t>Hướng dẫn: Dịch từng câu sang tiếng Anh tự nhiên và đúng ngữ pháp.</w:t>
+      </w:r>
+    </w:p>
+    <w:p>
+      <w:pPr>
+        <w:spacing w:before="40" w:after="60"/>
+      </w:pPr>
+      <w:r>
+        <w:rPr>
+          <w:color w:val="000000"/>
+        </w:rPr>
+        <w:t>1. Lan nói rằng cô ấy mệt.</w:t>
+      </w:r>
+    </w:p>
+    <w:p>
+      <w:pPr>
+        <w:spacing w:before="120" w:after="160"/>
+      </w:pPr>
+      <w:r>
+        <w:rPr>
+          <w:color w:val="000000"/>
+        </w:rPr>
+        <w:t>2. Nam bảo tôi đợi ở đó.</w:t>
+      </w:r>
+    </w:p>
+    <w:p>
+      <w:pPr>
+        <w:spacing w:before="120" w:after="160"/>
+      </w:pPr>
+      <w:r>
+        <w:rPr>
+          <w:color w:val="000000"/>
+        </w:rPr>
+        <w:t>3. Cô ấy hỏi tôi có bận không.</w:t>
+      </w:r>
+    </w:p>
+    <w:p>
+      <w:pPr>
+        <w:spacing w:before="120" w:after="160"/>
+      </w:pPr>
+      <w:r>
+        <w:rPr>
+          <w:color w:val="000000"/>
+        </w:rPr>
+        <w:t>4. Anh ấy hỏi tôi sống ở đâu.</w:t>
+      </w:r>
+    </w:p>
+    <w:p>
+      <w:pPr>
+        <w:spacing w:before="120" w:after="160"/>
+      </w:pPr>
+      <w:r>
+        <w:rPr>
+          <w:color w:val="000000"/>
+        </w:rPr>
+        <w:t>5. Mẹ bảo tôi dọn phòng.</w:t>
+      </w:r>
+    </w:p>
+    <w:p>
+      <w:pPr>
+        <w:spacing w:before="120" w:after="160"/>
+      </w:pPr>
+      <w:r>
+        <w:rPr>
+          <w:color w:val="000000"/>
+        </w:rPr>
+        <w:t>6. Giáo viên yêu cầu chúng tôi không nói chuyện.</w:t>
+      </w:r>
+    </w:p>
+    <w:p>
+      <w:pPr>
+        <w:spacing w:before="120" w:after="160"/>
+      </w:pPr>
+      <w:r>
+        <w:rPr>
+          <w:color w:val="000000"/>
+        </w:rPr>
+        <w:t>7. Mai nói cô ấy sẽ gọi vào ngày hôm sau.</w:t>
+      </w:r>
+    </w:p>
+    <w:p>
+      <w:pPr>
+        <w:spacing w:before="120" w:after="160"/>
+      </w:pPr>
+      <w:r>
+        <w:rPr>
+          <w:color w:val="000000"/>
+        </w:rPr>
+        <w:t>8. Bác sĩ khuyên tôi nghỉ ngơi.</w:t>
+      </w:r>
+    </w:p>
+    <w:p>
+      <w:pPr>
+        <w:spacing w:before="120" w:after="160"/>
+      </w:pPr>
+      <w:r>
+        <w:rPr>
+          <w:color w:val="000000"/>
+        </w:rPr>
+        <w:t>9. Lan hỏi tại sao Nam rời đi.</w:t>
+      </w:r>
+    </w:p>
+    <w:p>
+      <w:pPr>
+        <w:spacing w:before="120" w:after="160"/>
+      </w:pPr>
+      <w:r>
+        <w:rPr>
+          <w:color w:val="000000"/>
+        </w:rPr>
+        <w:t>10. Bố nhắc tôi không được quên chìa khóa.</w:t>
+      </w:r>
+    </w:p>
+    <w:p>
+      <w:pPr>
+        <w:spacing w:before="240" w:after="60"/>
+        <w:keepNext/>
+      </w:pPr>
+      <w:r>
+        <w:rPr>
+          <w:color w:val="000000"/>
           <w:b/>
         </w:rPr>
-        <w:t xml:space="preserve">PHẦN 10. VIẾT (10 điểm)</w:t>
-      </w:r>
-    </w:p>
-    <w:p>
-      <w:r>
-        <w:t xml:space="preserve">Viết 90–110 từ thuật lại cuộc trò chuyện về chuyển nhà hoặc công việc mới. Chú ý lùi thì, đại từ và trạng từ thời gian.</w:t>
-      </w:r>
-    </w:p>
-    <w:p>
-      <w:r>
-        <w:rPr>
+        <w:t>PHẦN 9. ĐỌC HIỂU (10 điểm)</w:t>
+      </w:r>
+    </w:p>
+    <w:p>
+      <w:pPr>
+        <w:spacing w:before="0" w:after="60"/>
+        <w:keepNext/>
+      </w:pPr>
+      <w:r>
+        <w:rPr>
+          <w:color w:val="000000"/>
+          <w:i/>
+        </w:rPr>
+        <w:t>Hướng dẫn: Đọc đoạn văn và trả lời từng câu hỏi bằng thông tin trong bài.</w:t>
+      </w:r>
+    </w:p>
+    <w:p>
+      <w:pPr>
+        <w:spacing w:before="0" w:after="120"/>
+      </w:pPr>
+      <w:r>
+        <w:rPr>
+          <w:color w:val="000000"/>
+        </w:rPr>
+        <w:t>Mai told her brother that she had found a new apartment. He asked where it was and whether it was near her office.</w:t>
+      </w:r>
+    </w:p>
+    <w:p>
+      <w:pPr>
+        <w:spacing w:before="0" w:after="120"/>
+      </w:pPr>
+      <w:r>
+        <w:rPr>
+          <w:color w:val="000000"/>
+        </w:rPr>
+        <w:t>Mai said that it was in the city center and that she could walk to work.</w:t>
+      </w:r>
+    </w:p>
+    <w:p>
+      <w:pPr>
+        <w:spacing w:before="0" w:after="120"/>
+      </w:pPr>
+      <w:r>
+        <w:rPr>
+          <w:color w:val="000000"/>
+        </w:rPr>
+        <w:t>Her brother advised her to check the contract carefully and reminded her not to pay before reading every page. Mai thanked him and promised that she would call the landlord the following morning.</w:t>
+      </w:r>
+    </w:p>
+    <w:p>
+      <w:pPr>
+        <w:spacing w:before="120" w:after="160"/>
+      </w:pPr>
+      <w:r>
+        <w:rPr>
+          <w:color w:val="000000"/>
+        </w:rPr>
+        <w:t>1. What had Mai found?</w:t>
+      </w:r>
+    </w:p>
+    <w:p>
+      <w:pPr>
+        <w:spacing w:before="120" w:after="160"/>
+      </w:pPr>
+      <w:r>
+        <w:rPr>
+          <w:color w:val="000000"/>
+        </w:rPr>
+        <w:t>2. What two things did her brother ask?</w:t>
+      </w:r>
+    </w:p>
+    <w:p>
+      <w:pPr>
+        <w:spacing w:before="120" w:after="160"/>
+      </w:pPr>
+      <w:r>
+        <w:rPr>
+          <w:color w:val="000000"/>
+        </w:rPr>
+        <w:t>3. How could Mai travel to work?</w:t>
+      </w:r>
+    </w:p>
+    <w:p>
+      <w:pPr>
+        <w:spacing w:before="120" w:after="160"/>
+      </w:pPr>
+      <w:r>
+        <w:rPr>
+          <w:color w:val="000000"/>
+        </w:rPr>
+        <w:t>4. What did he advise her to do?</w:t>
+      </w:r>
+    </w:p>
+    <w:p>
+      <w:pPr>
+        <w:spacing w:before="120" w:after="160"/>
+      </w:pPr>
+      <w:r>
+        <w:rPr>
+          <w:color w:val="000000"/>
+        </w:rPr>
+        <w:t>5. When would she call the landlord?</w:t>
+      </w:r>
+    </w:p>
+    <w:p>
+      <w:pPr>
+        <w:spacing w:before="240" w:after="60"/>
+        <w:keepNext/>
+      </w:pPr>
+      <w:r>
+        <w:rPr>
+          <w:color w:val="000000"/>
           <w:b/>
         </w:rPr>
-        <w:t xml:space="preserve">ĐÁP ÁN – ĐỀ 3</w:t>
-      </w:r>
-    </w:p>
-    <w:p>
-      <w:r>
-        <w:rPr>
+        <w:t>PHẦN 10. VIẾT (10 điểm)</w:t>
+      </w:r>
+    </w:p>
+    <w:p>
+      <w:pPr>
+        <w:spacing w:before="0" w:after="60"/>
+        <w:keepNext/>
+      </w:pPr>
+      <w:r>
+        <w:rPr>
+          <w:color w:val="000000"/>
+          <w:i/>
+        </w:rPr>
+        <w:t>Hướng dẫn: Viết đúng độ dài và sử dụng đủ các dạng câu tường thuật được yêu cầu.</w:t>
+      </w:r>
+    </w:p>
+    <w:p>
+      <w:pPr>
+        <w:spacing w:before="40" w:after="60"/>
+      </w:pPr>
+      <w:r>
+        <w:rPr>
+          <w:color w:val="000000"/>
+        </w:rPr>
+        <w:t>Viết 90–110 từ thuật lại cuộc trò chuyện về chuyển nhà hoặc công việc mới. Chú ý lùi thì, đại từ và trạng từ thời gian.</w:t>
+      </w:r>
+    </w:p>
+    <w:p>
+      <w:pPr>
+        <w:spacing w:before="0" w:after="280"/>
+        <w:keepNext/>
+        <w:jc w:val="center"/>
+      </w:pPr>
+      <w:r>
+        <w:rPr>
+          <w:color w:val="000000"/>
           <w:b/>
         </w:rPr>
-        <w:t xml:space="preserve">PHẦN 1: 1. that day; 2. the next/following day; 3. the previous day / the day before; 4. there; 5. that/those; 6. was; 7. were; 8. past simple; 9. past continuous; 10. past perfect</w:t>
-      </w:r>
-    </w:p>
-    <w:p>
-      <w:r>
-        <w:rPr>
+        <w:br w:type="page"/>
+        <w:t>ĐÁP ÁN</w:t>
+      </w:r>
+    </w:p>
+    <w:p>
+      <w:pPr>
+        <w:spacing w:before="240" w:after="60"/>
+        <w:keepNext/>
+      </w:pPr>
+      <w:r>
+        <w:rPr>
+          <w:color w:val="000000"/>
           <w:b/>
         </w:rPr>
-        <w:t xml:space="preserve">PHẦN 2: 1. said; 2. told; 3. told us; 4. said; 5. told; 6. told; 7. said; 8. said; 9. told; 10. said</w:t>
-      </w:r>
-    </w:p>
-    <w:p>
-      <w:r>
-        <w:rPr>
+        <w:t>PHẦN 1</w:t>
+      </w:r>
+    </w:p>
+    <w:p>
+      <w:pPr>
+        <w:spacing w:before="60" w:after="120"/>
+      </w:pPr>
+      <w:r>
+        <w:rPr>
+          <w:color w:val="000000"/>
+        </w:rPr>
+        <w:t>Câu 1: that day</w:t>
+      </w:r>
+    </w:p>
+    <w:p>
+      <w:pPr>
+        <w:spacing w:before="60" w:after="120"/>
+      </w:pPr>
+      <w:r>
+        <w:rPr>
+          <w:color w:val="000000"/>
+        </w:rPr>
+        <w:t>Câu 2: the next/following day</w:t>
+      </w:r>
+    </w:p>
+    <w:p>
+      <w:pPr>
+        <w:spacing w:before="60" w:after="120"/>
+      </w:pPr>
+      <w:r>
+        <w:rPr>
+          <w:color w:val="000000"/>
+        </w:rPr>
+        <w:t>Câu 3: the previous day / the day before</w:t>
+      </w:r>
+    </w:p>
+    <w:p>
+      <w:pPr>
+        <w:spacing w:before="60" w:after="120"/>
+      </w:pPr>
+      <w:r>
+        <w:rPr>
+          <w:color w:val="000000"/>
+        </w:rPr>
+        <w:t>Câu 4: there</w:t>
+      </w:r>
+    </w:p>
+    <w:p>
+      <w:pPr>
+        <w:spacing w:before="60" w:after="120"/>
+      </w:pPr>
+      <w:r>
+        <w:rPr>
+          <w:color w:val="000000"/>
+        </w:rPr>
+        <w:t>Câu 5: that/those</w:t>
+      </w:r>
+    </w:p>
+    <w:p>
+      <w:pPr>
+        <w:spacing w:before="60" w:after="120"/>
+      </w:pPr>
+      <w:r>
+        <w:rPr>
+          <w:color w:val="000000"/>
+        </w:rPr>
+        <w:t>Câu 6: was</w:t>
+      </w:r>
+    </w:p>
+    <w:p>
+      <w:pPr>
+        <w:spacing w:before="60" w:after="120"/>
+      </w:pPr>
+      <w:r>
+        <w:rPr>
+          <w:color w:val="000000"/>
+        </w:rPr>
+        <w:t>Câu 7: were</w:t>
+      </w:r>
+    </w:p>
+    <w:p>
+      <w:pPr>
+        <w:spacing w:before="60" w:after="120"/>
+      </w:pPr>
+      <w:r>
+        <w:rPr>
+          <w:color w:val="000000"/>
+        </w:rPr>
+        <w:t>Câu 8: past simple</w:t>
+      </w:r>
+    </w:p>
+    <w:p>
+      <w:pPr>
+        <w:spacing w:before="60" w:after="120"/>
+      </w:pPr>
+      <w:r>
+        <w:rPr>
+          <w:color w:val="000000"/>
+        </w:rPr>
+        <w:t>Câu 9: past continuous</w:t>
+      </w:r>
+    </w:p>
+    <w:p>
+      <w:pPr>
+        <w:spacing w:before="60" w:after="120"/>
+      </w:pPr>
+      <w:r>
+        <w:rPr>
+          <w:color w:val="000000"/>
+        </w:rPr>
+        <w:t>Câu 10: past perfect</w:t>
+      </w:r>
+    </w:p>
+    <w:p>
+      <w:pPr>
+        <w:spacing w:before="240" w:after="60"/>
+        <w:keepNext/>
+      </w:pPr>
+      <w:r>
+        <w:rPr>
+          <w:color w:val="000000"/>
           <w:b/>
         </w:rPr>
-        <w:t xml:space="preserve">PHẦN 3: 1. He said that the earth moves around the sun.; 2. Mai said that she did not like coffee.; 3. They said that they were waiting there.; 4. Dad said that he had bought those tools the previous week.; 5. She said that she had never seen that film.; 6. Lan said that she was tired.; 7. Nam said that he worked there.; 8. Mai said that she had finished her homework.; 9. He said that he would call me the next day.; 10. They said that they had visited Hue the previous day.</w:t>
-      </w:r>
-    </w:p>
-    <w:p>
-      <w:r>
-        <w:rPr>
+        <w:t>PHẦN 2</w:t>
+      </w:r>
+    </w:p>
+    <w:p>
+      <w:pPr>
+        <w:spacing w:before="60" w:after="120"/>
+      </w:pPr>
+      <w:r>
+        <w:rPr>
+          <w:color w:val="000000"/>
+        </w:rPr>
+        <w:t>Câu 1: said</w:t>
+      </w:r>
+    </w:p>
+    <w:p>
+      <w:pPr>
+        <w:spacing w:before="60" w:after="120"/>
+      </w:pPr>
+      <w:r>
+        <w:rPr>
+          <w:color w:val="000000"/>
+        </w:rPr>
+        <w:t>Câu 2: told</w:t>
+      </w:r>
+    </w:p>
+    <w:p>
+      <w:pPr>
+        <w:spacing w:before="60" w:after="120"/>
+      </w:pPr>
+      <w:r>
+        <w:rPr>
+          <w:color w:val="000000"/>
+        </w:rPr>
+        <w:t>Câu 3: told us</w:t>
+      </w:r>
+    </w:p>
+    <w:p>
+      <w:pPr>
+        <w:spacing w:before="60" w:after="120"/>
+      </w:pPr>
+      <w:r>
+        <w:rPr>
+          <w:color w:val="000000"/>
+        </w:rPr>
+        <w:t>Câu 4: said</w:t>
+      </w:r>
+    </w:p>
+    <w:p>
+      <w:pPr>
+        <w:spacing w:before="60" w:after="120"/>
+      </w:pPr>
+      <w:r>
+        <w:rPr>
+          <w:color w:val="000000"/>
+        </w:rPr>
+        <w:t>Câu 5: told</w:t>
+      </w:r>
+    </w:p>
+    <w:p>
+      <w:pPr>
+        <w:spacing w:before="60" w:after="120"/>
+      </w:pPr>
+      <w:r>
+        <w:rPr>
+          <w:color w:val="000000"/>
+        </w:rPr>
+        <w:t>Câu 6: told</w:t>
+      </w:r>
+    </w:p>
+    <w:p>
+      <w:pPr>
+        <w:spacing w:before="60" w:after="120"/>
+      </w:pPr>
+      <w:r>
+        <w:rPr>
+          <w:color w:val="000000"/>
+        </w:rPr>
+        <w:t>Câu 7: said</w:t>
+      </w:r>
+    </w:p>
+    <w:p>
+      <w:pPr>
+        <w:spacing w:before="60" w:after="120"/>
+      </w:pPr>
+      <w:r>
+        <w:rPr>
+          <w:color w:val="000000"/>
+        </w:rPr>
+        <w:t>Câu 8: said</w:t>
+      </w:r>
+    </w:p>
+    <w:p>
+      <w:pPr>
+        <w:spacing w:before="60" w:after="120"/>
+      </w:pPr>
+      <w:r>
+        <w:rPr>
+          <w:color w:val="000000"/>
+        </w:rPr>
+        <w:t>Câu 9: told</w:t>
+      </w:r>
+    </w:p>
+    <w:p>
+      <w:pPr>
+        <w:spacing w:before="60" w:after="120"/>
+      </w:pPr>
+      <w:r>
+        <w:rPr>
+          <w:color w:val="000000"/>
+        </w:rPr>
+        <w:t>Câu 10: said</w:t>
+      </w:r>
+    </w:p>
+    <w:p>
+      <w:pPr>
+        <w:spacing w:before="240" w:after="60"/>
+        <w:keepNext/>
+      </w:pPr>
+      <w:r>
+        <w:rPr>
+          <w:color w:val="000000"/>
           <w:b/>
         </w:rPr>
-        <w:t xml:space="preserve">PHẦN 4: 1. He asked me if/whether that was my bag.; 2. Mai asked if/whether they had finished the work.; 3. She asked him if/whether he could help her.; 4. Nam asked if/whether those seats were free.; 5. They asked us if/whether we had to go then.; 6. She asked me if/whether I was busy.; 7. Nam asked if/whether I lived there.; 8. Mai asked Lan if/whether she had called her.; 9. He asked if/whether I could swim.; 10. Mum asked me if/whether I had eaten.</w:t>
-      </w:r>
-    </w:p>
-    <w:p>
-      <w:r>
-        <w:rPr>
+        <w:t>PHẦN 3</w:t>
+      </w:r>
+    </w:p>
+    <w:p>
+      <w:pPr>
+        <w:spacing w:before="60" w:after="120"/>
+      </w:pPr>
+      <w:r>
+        <w:rPr>
+          <w:color w:val="000000"/>
+        </w:rPr>
+        <w:t>Câu 1: He said that the earth moves around the sun.</w:t>
+      </w:r>
+    </w:p>
+    <w:p>
+      <w:pPr>
+        <w:spacing w:before="60" w:after="120"/>
+      </w:pPr>
+      <w:r>
+        <w:rPr>
+          <w:color w:val="000000"/>
+        </w:rPr>
+        <w:t>Câu 2: Mai said that she did not like coffee.</w:t>
+      </w:r>
+    </w:p>
+    <w:p>
+      <w:pPr>
+        <w:spacing w:before="60" w:after="120"/>
+      </w:pPr>
+      <w:r>
+        <w:rPr>
+          <w:color w:val="000000"/>
+        </w:rPr>
+        <w:t>Câu 3: They said that they were waiting there.</w:t>
+      </w:r>
+    </w:p>
+    <w:p>
+      <w:pPr>
+        <w:spacing w:before="60" w:after="120"/>
+      </w:pPr>
+      <w:r>
+        <w:rPr>
+          <w:color w:val="000000"/>
+        </w:rPr>
+        <w:t>Câu 4: Dad said that he had bought those tools the previous week.</w:t>
+      </w:r>
+    </w:p>
+    <w:p>
+      <w:pPr>
+        <w:spacing w:before="60" w:after="120"/>
+      </w:pPr>
+      <w:r>
+        <w:rPr>
+          <w:color w:val="000000"/>
+        </w:rPr>
+        <w:t>Câu 5: She said that she had never seen that film.</w:t>
+      </w:r>
+    </w:p>
+    <w:p>
+      <w:pPr>
+        <w:spacing w:before="60" w:after="120"/>
+      </w:pPr>
+      <w:r>
+        <w:rPr>
+          <w:color w:val="000000"/>
+        </w:rPr>
+        <w:t>Câu 6: Lan said that she was tired.</w:t>
+      </w:r>
+    </w:p>
+    <w:p>
+      <w:pPr>
+        <w:spacing w:before="60" w:after="120"/>
+      </w:pPr>
+      <w:r>
+        <w:rPr>
+          <w:color w:val="000000"/>
+        </w:rPr>
+        <w:t>Câu 7: Nam said that he worked there.</w:t>
+      </w:r>
+    </w:p>
+    <w:p>
+      <w:pPr>
+        <w:spacing w:before="60" w:after="120"/>
+      </w:pPr>
+      <w:r>
+        <w:rPr>
+          <w:color w:val="000000"/>
+        </w:rPr>
+        <w:t>Câu 8: Mai said that she had finished her homework.</w:t>
+      </w:r>
+    </w:p>
+    <w:p>
+      <w:pPr>
+        <w:spacing w:before="60" w:after="120"/>
+      </w:pPr>
+      <w:r>
+        <w:rPr>
+          <w:color w:val="000000"/>
+        </w:rPr>
+        <w:t>Câu 9: He said that he would call me the next day.</w:t>
+      </w:r>
+    </w:p>
+    <w:p>
+      <w:pPr>
+        <w:spacing w:before="60" w:after="120"/>
+      </w:pPr>
+      <w:r>
+        <w:rPr>
+          <w:color w:val="000000"/>
+        </w:rPr>
+        <w:t>Câu 10: They said that they had visited Hue the previous day.</w:t>
+      </w:r>
+    </w:p>
+    <w:p>
+      <w:pPr>
+        <w:spacing w:before="240" w:after="60"/>
+        <w:keepNext/>
+      </w:pPr>
+      <w:r>
+        <w:rPr>
+          <w:color w:val="000000"/>
           <w:b/>
         </w:rPr>
-        <w:t xml:space="preserve">PHẦN 5: 1. She asked him where he had been the day before.; 2. The guide asked how many people there were.; 3. Nam asked what would happen next.; 4. I asked Lan who she had met.; 5. The doctor asked how I felt that day.; 6. Lan asked where I lived.; 7. Nam asked me what I was doing.; 8. She asked why he had left.; 9. Mum asked when I would return.; 10. The teacher asked who knew the answer.</w:t>
-      </w:r>
-    </w:p>
-    <w:p>
-      <w:r>
-        <w:rPr>
+        <w:t>PHẦN 4</w:t>
+      </w:r>
+    </w:p>
+    <w:p>
+      <w:pPr>
+        <w:spacing w:before="60" w:after="120"/>
+      </w:pPr>
+      <w:r>
+        <w:rPr>
+          <w:color w:val="000000"/>
+        </w:rPr>
+        <w:t>Câu 1: He asked me if/whether that was my bag.</w:t>
+      </w:r>
+    </w:p>
+    <w:p>
+      <w:pPr>
+        <w:spacing w:before="60" w:after="120"/>
+      </w:pPr>
+      <w:r>
+        <w:rPr>
+          <w:color w:val="000000"/>
+        </w:rPr>
+        <w:t>Câu 2: Mai asked if/whether they had finished the work.</w:t>
+      </w:r>
+    </w:p>
+    <w:p>
+      <w:pPr>
+        <w:spacing w:before="60" w:after="120"/>
+      </w:pPr>
+      <w:r>
+        <w:rPr>
+          <w:color w:val="000000"/>
+        </w:rPr>
+        <w:t>Câu 3: She asked him if/whether he could help her.</w:t>
+      </w:r>
+    </w:p>
+    <w:p>
+      <w:pPr>
+        <w:spacing w:before="60" w:after="120"/>
+      </w:pPr>
+      <w:r>
+        <w:rPr>
+          <w:color w:val="000000"/>
+        </w:rPr>
+        <w:t>Câu 4: Nam asked if/whether those seats were free.</w:t>
+      </w:r>
+    </w:p>
+    <w:p>
+      <w:pPr>
+        <w:spacing w:before="60" w:after="120"/>
+      </w:pPr>
+      <w:r>
+        <w:rPr>
+          <w:color w:val="000000"/>
+        </w:rPr>
+        <w:t>Câu 5: They asked us if/whether we had to go then.</w:t>
+      </w:r>
+    </w:p>
+    <w:p>
+      <w:pPr>
+        <w:spacing w:before="60" w:after="120"/>
+      </w:pPr>
+      <w:r>
+        <w:rPr>
+          <w:color w:val="000000"/>
+        </w:rPr>
+        <w:t>Câu 6: She asked me if/whether I was busy.</w:t>
+      </w:r>
+    </w:p>
+    <w:p>
+      <w:pPr>
+        <w:spacing w:before="60" w:after="120"/>
+      </w:pPr>
+      <w:r>
+        <w:rPr>
+          <w:color w:val="000000"/>
+        </w:rPr>
+        <w:t>Câu 7: Nam asked if/whether I lived there.</w:t>
+      </w:r>
+    </w:p>
+    <w:p>
+      <w:pPr>
+        <w:spacing w:before="60" w:after="120"/>
+      </w:pPr>
+      <w:r>
+        <w:rPr>
+          <w:color w:val="000000"/>
+        </w:rPr>
+        <w:t>Câu 8: Mai asked Lan if/whether she had called her.</w:t>
+      </w:r>
+    </w:p>
+    <w:p>
+      <w:pPr>
+        <w:spacing w:before="60" w:after="120"/>
+      </w:pPr>
+      <w:r>
+        <w:rPr>
+          <w:color w:val="000000"/>
+        </w:rPr>
+        <w:t>Câu 9: He asked if/whether I could swim.</w:t>
+      </w:r>
+    </w:p>
+    <w:p>
+      <w:pPr>
+        <w:spacing w:before="60" w:after="120"/>
+      </w:pPr>
+      <w:r>
+        <w:rPr>
+          <w:color w:val="000000"/>
+        </w:rPr>
+        <w:t>Câu 10: Mum asked me if/whether I had eaten.</w:t>
+      </w:r>
+    </w:p>
+    <w:p>
+      <w:pPr>
+        <w:spacing w:before="240" w:after="60"/>
+        <w:keepNext/>
+      </w:pPr>
+      <w:r>
+        <w:rPr>
+          <w:color w:val="000000"/>
           <w:b/>
         </w:rPr>
-        <w:t xml:space="preserve">PHẦN 6: 1. The coach encouraged me to try again.; 2. He offered to carry the bag.; 3. The manager told us to finish it that day.; 4. Lan asked me not to call her late.; 5. Dad suggested visiting Grandma.; 6. Mum told me to clean my room.; 7. The teacher told us not to talk.; 8. Lan asked me to help her.; 9. The officer ordered me to show him my ID.; 10. Dad reminded me not to forget my key.</w:t>
-      </w:r>
-    </w:p>
-    <w:p>
-      <w:r>
-        <w:rPr>
+        <w:t>PHẦN 5</w:t>
+      </w:r>
+    </w:p>
+    <w:p>
+      <w:pPr>
+        <w:spacing w:before="60" w:after="120"/>
+      </w:pPr>
+      <w:r>
+        <w:rPr>
+          <w:color w:val="000000"/>
+        </w:rPr>
+        <w:t>Câu 1: She asked him where he had been the day before.</w:t>
+      </w:r>
+    </w:p>
+    <w:p>
+      <w:pPr>
+        <w:spacing w:before="60" w:after="120"/>
+      </w:pPr>
+      <w:r>
+        <w:rPr>
+          <w:color w:val="000000"/>
+        </w:rPr>
+        <w:t>Câu 2: The guide asked how many people there were.</w:t>
+      </w:r>
+    </w:p>
+    <w:p>
+      <w:pPr>
+        <w:spacing w:before="60" w:after="120"/>
+      </w:pPr>
+      <w:r>
+        <w:rPr>
+          <w:color w:val="000000"/>
+        </w:rPr>
+        <w:t>Câu 3: Nam asked what would happen next.</w:t>
+      </w:r>
+    </w:p>
+    <w:p>
+      <w:pPr>
+        <w:spacing w:before="60" w:after="120"/>
+      </w:pPr>
+      <w:r>
+        <w:rPr>
+          <w:color w:val="000000"/>
+        </w:rPr>
+        <w:t>Câu 4: I asked Lan who she had met.</w:t>
+      </w:r>
+    </w:p>
+    <w:p>
+      <w:pPr>
+        <w:spacing w:before="60" w:after="120"/>
+      </w:pPr>
+      <w:r>
+        <w:rPr>
+          <w:color w:val="000000"/>
+        </w:rPr>
+        <w:t>Câu 5: The doctor asked how I felt that day.</w:t>
+      </w:r>
+    </w:p>
+    <w:p>
+      <w:pPr>
+        <w:spacing w:before="60" w:after="120"/>
+      </w:pPr>
+      <w:r>
+        <w:rPr>
+          <w:color w:val="000000"/>
+        </w:rPr>
+        <w:t>Câu 6: Lan asked where I lived.</w:t>
+      </w:r>
+    </w:p>
+    <w:p>
+      <w:pPr>
+        <w:spacing w:before="60" w:after="120"/>
+      </w:pPr>
+      <w:r>
+        <w:rPr>
+          <w:color w:val="000000"/>
+        </w:rPr>
+        <w:t>Câu 7: Nam asked me what I was doing.</w:t>
+      </w:r>
+    </w:p>
+    <w:p>
+      <w:pPr>
+        <w:spacing w:before="60" w:after="120"/>
+      </w:pPr>
+      <w:r>
+        <w:rPr>
+          <w:color w:val="000000"/>
+        </w:rPr>
+        <w:t>Câu 8: She asked why he had left.</w:t>
+      </w:r>
+    </w:p>
+    <w:p>
+      <w:pPr>
+        <w:spacing w:before="60" w:after="120"/>
+      </w:pPr>
+      <w:r>
+        <w:rPr>
+          <w:color w:val="000000"/>
+        </w:rPr>
+        <w:t>Câu 9: Mum asked when I would return.</w:t>
+      </w:r>
+    </w:p>
+    <w:p>
+      <w:pPr>
+        <w:spacing w:before="60" w:after="120"/>
+      </w:pPr>
+      <w:r>
+        <w:rPr>
+          <w:color w:val="000000"/>
+        </w:rPr>
+        <w:t>Câu 10: The teacher asked who knew the answer.</w:t>
+      </w:r>
+    </w:p>
+    <w:p>
+      <w:pPr>
+        <w:spacing w:before="240" w:after="60"/>
+        <w:keepNext/>
+      </w:pPr>
+      <w:r>
+        <w:rPr>
+          <w:color w:val="000000"/>
           <w:b/>
         </w:rPr>
-        <w:t xml:space="preserve">PHẦN 7: 1. Dad advised me to rest.; 2. She asked me not to leave.; 3. They said they had arrived the day before.; 4. He told me that he was ill.; 5. The guide asked where the museum was.; 6. She told me that she was tired.; 7. He said that he would come.; 8. Lan said that she was busy.; 9. Nam asked where I lived.; 10. She asked me if/whether I was ready.</w:t>
-      </w:r>
-    </w:p>
-    <w:p>
-      <w:r>
-        <w:rPr>
+        <w:t>PHẦN 6</w:t>
+      </w:r>
+    </w:p>
+    <w:p>
+      <w:pPr>
+        <w:spacing w:before="60" w:after="120"/>
+      </w:pPr>
+      <w:r>
+        <w:rPr>
+          <w:color w:val="000000"/>
+        </w:rPr>
+        <w:t>Câu 1: The coach encouraged me to try again.</w:t>
+      </w:r>
+    </w:p>
+    <w:p>
+      <w:pPr>
+        <w:spacing w:before="60" w:after="120"/>
+      </w:pPr>
+      <w:r>
+        <w:rPr>
+          <w:color w:val="000000"/>
+        </w:rPr>
+        <w:t>Câu 2: He offered to carry the bag.</w:t>
+      </w:r>
+    </w:p>
+    <w:p>
+      <w:pPr>
+        <w:spacing w:before="60" w:after="120"/>
+      </w:pPr>
+      <w:r>
+        <w:rPr>
+          <w:color w:val="000000"/>
+        </w:rPr>
+        <w:t>Câu 3: The manager told us to finish it that day.</w:t>
+      </w:r>
+    </w:p>
+    <w:p>
+      <w:pPr>
+        <w:spacing w:before="60" w:after="120"/>
+      </w:pPr>
+      <w:r>
+        <w:rPr>
+          <w:color w:val="000000"/>
+        </w:rPr>
+        <w:t>Câu 4: Lan asked me not to call her late.</w:t>
+      </w:r>
+    </w:p>
+    <w:p>
+      <w:pPr>
+        <w:spacing w:before="60" w:after="120"/>
+      </w:pPr>
+      <w:r>
+        <w:rPr>
+          <w:color w:val="000000"/>
+        </w:rPr>
+        <w:t>Câu 5: Dad suggested visiting Grandma.</w:t>
+      </w:r>
+    </w:p>
+    <w:p>
+      <w:pPr>
+        <w:spacing w:before="60" w:after="120"/>
+      </w:pPr>
+      <w:r>
+        <w:rPr>
+          <w:color w:val="000000"/>
+        </w:rPr>
+        <w:t>Câu 6: Mum told me to clean my room.</w:t>
+      </w:r>
+    </w:p>
+    <w:p>
+      <w:pPr>
+        <w:spacing w:before="60" w:after="120"/>
+      </w:pPr>
+      <w:r>
+        <w:rPr>
+          <w:color w:val="000000"/>
+        </w:rPr>
+        <w:t>Câu 7: The teacher told us not to talk.</w:t>
+      </w:r>
+    </w:p>
+    <w:p>
+      <w:pPr>
+        <w:spacing w:before="60" w:after="120"/>
+      </w:pPr>
+      <w:r>
+        <w:rPr>
+          <w:color w:val="000000"/>
+        </w:rPr>
+        <w:t>Câu 8: Lan asked me to help her.</w:t>
+      </w:r>
+    </w:p>
+    <w:p>
+      <w:pPr>
+        <w:spacing w:before="60" w:after="120"/>
+      </w:pPr>
+      <w:r>
+        <w:rPr>
+          <w:color w:val="000000"/>
+        </w:rPr>
+        <w:t>Câu 9: The officer ordered me to show him my ID.</w:t>
+      </w:r>
+    </w:p>
+    <w:p>
+      <w:pPr>
+        <w:spacing w:before="60" w:after="120"/>
+      </w:pPr>
+      <w:r>
+        <w:rPr>
+          <w:color w:val="000000"/>
+        </w:rPr>
+        <w:t>Câu 10: Dad reminded me not to forget my key.</w:t>
+      </w:r>
+    </w:p>
+    <w:p>
+      <w:pPr>
+        <w:spacing w:before="240" w:after="60"/>
+        <w:keepNext/>
+      </w:pPr>
+      <w:r>
+        <w:rPr>
+          <w:color w:val="000000"/>
           <w:b/>
         </w:rPr>
-        <w:t xml:space="preserve">PHẦN 8: 1 Lan said that she was tired. 2 Nam told me to wait there. 3 She asked me if/whether I was busy. 4 He asked me where I lived. 5 Mum told me to clean my room. 6 The teacher told us not to talk. 7 Mai said that she would call the next day. 8 The doctor advised me to rest. 9 Lan asked why Nam had left. 10 Dad reminded me not to forget my key.</w:t>
-      </w:r>
-    </w:p>
-    <w:p>
-      <w:r>
-        <w:rPr>
+        <w:t>PHẦN 7</w:t>
+      </w:r>
+    </w:p>
+    <w:p>
+      <w:pPr>
+        <w:spacing w:before="60" w:after="120"/>
+      </w:pPr>
+      <w:r>
+        <w:rPr>
+          <w:color w:val="000000"/>
+        </w:rPr>
+        <w:t>Câu 1: Dad advised me to rest.</w:t>
+      </w:r>
+    </w:p>
+    <w:p>
+      <w:pPr>
+        <w:spacing w:before="60" w:after="120"/>
+      </w:pPr>
+      <w:r>
+        <w:rPr>
+          <w:color w:val="000000"/>
+        </w:rPr>
+        <w:t>Câu 2: She asked me not to leave.</w:t>
+      </w:r>
+    </w:p>
+    <w:p>
+      <w:pPr>
+        <w:spacing w:before="60" w:after="120"/>
+      </w:pPr>
+      <w:r>
+        <w:rPr>
+          <w:color w:val="000000"/>
+        </w:rPr>
+        <w:t>Câu 3: They said they had arrived the day before.</w:t>
+      </w:r>
+    </w:p>
+    <w:p>
+      <w:pPr>
+        <w:spacing w:before="60" w:after="120"/>
+      </w:pPr>
+      <w:r>
+        <w:rPr>
+          <w:color w:val="000000"/>
+        </w:rPr>
+        <w:t>Câu 4: He told me that he was ill.</w:t>
+      </w:r>
+    </w:p>
+    <w:p>
+      <w:pPr>
+        <w:spacing w:before="60" w:after="120"/>
+      </w:pPr>
+      <w:r>
+        <w:rPr>
+          <w:color w:val="000000"/>
+        </w:rPr>
+        <w:t>Câu 5: The guide asked where the museum was.</w:t>
+      </w:r>
+    </w:p>
+    <w:p>
+      <w:pPr>
+        <w:spacing w:before="60" w:after="120"/>
+      </w:pPr>
+      <w:r>
+        <w:rPr>
+          <w:color w:val="000000"/>
+        </w:rPr>
+        <w:t>Câu 6: She told me that she was tired.</w:t>
+      </w:r>
+    </w:p>
+    <w:p>
+      <w:pPr>
+        <w:spacing w:before="60" w:after="120"/>
+      </w:pPr>
+      <w:r>
+        <w:rPr>
+          <w:color w:val="000000"/>
+        </w:rPr>
+        <w:t>Câu 7: He said that he would come.</w:t>
+      </w:r>
+    </w:p>
+    <w:p>
+      <w:pPr>
+        <w:spacing w:before="60" w:after="120"/>
+      </w:pPr>
+      <w:r>
+        <w:rPr>
+          <w:color w:val="000000"/>
+        </w:rPr>
+        <w:t>Câu 8: Lan said that she was busy.</w:t>
+      </w:r>
+    </w:p>
+    <w:p>
+      <w:pPr>
+        <w:spacing w:before="60" w:after="120"/>
+      </w:pPr>
+      <w:r>
+        <w:rPr>
+          <w:color w:val="000000"/>
+        </w:rPr>
+        <w:t>Câu 9: Nam asked where I lived.</w:t>
+      </w:r>
+    </w:p>
+    <w:p>
+      <w:pPr>
+        <w:spacing w:before="60" w:after="120"/>
+      </w:pPr>
+      <w:r>
+        <w:rPr>
+          <w:color w:val="000000"/>
+        </w:rPr>
+        <w:t>Câu 10: She asked me if/whether I was ready.</w:t>
+      </w:r>
+    </w:p>
+    <w:p>
+      <w:pPr>
+        <w:spacing w:before="240" w:after="60"/>
+        <w:keepNext/>
+      </w:pPr>
+      <w:r>
+        <w:rPr>
+          <w:color w:val="000000"/>
           <w:b/>
         </w:rPr>
-        <w:t xml:space="preserve">PHẦN 9: 1. A new apartment. 2. Where it was and whether it was near her office. 3. Walk. 4. Check the contract carefully. 5. The following morning.</w:t>
-      </w:r>
-    </w:p>
-    <w:p>
-      <w:r>
-        <w:rPr>
+        <w:t>PHẦN 8</w:t>
+      </w:r>
+    </w:p>
+    <w:p>
+      <w:pPr>
+        <w:spacing w:before="60" w:after="120"/>
+      </w:pPr>
+      <w:r>
+        <w:rPr>
+          <w:color w:val="000000"/>
+        </w:rPr>
+        <w:t>Câu 1: Lan said that she was tired.</w:t>
+      </w:r>
+    </w:p>
+    <w:p>
+      <w:pPr>
+        <w:spacing w:before="60" w:after="120"/>
+      </w:pPr>
+      <w:r>
+        <w:rPr>
+          <w:color w:val="000000"/>
+        </w:rPr>
+        <w:t>Câu 2: Nam told me to wait there.</w:t>
+      </w:r>
+    </w:p>
+    <w:p>
+      <w:pPr>
+        <w:spacing w:before="60" w:after="120"/>
+      </w:pPr>
+      <w:r>
+        <w:rPr>
+          <w:color w:val="000000"/>
+        </w:rPr>
+        <w:t>Câu 3: She asked me if/whether I was busy.</w:t>
+      </w:r>
+    </w:p>
+    <w:p>
+      <w:pPr>
+        <w:spacing w:before="60" w:after="120"/>
+      </w:pPr>
+      <w:r>
+        <w:rPr>
+          <w:color w:val="000000"/>
+        </w:rPr>
+        <w:t>Câu 4: He asked me where I lived.</w:t>
+      </w:r>
+    </w:p>
+    <w:p>
+      <w:pPr>
+        <w:spacing w:before="60" w:after="120"/>
+      </w:pPr>
+      <w:r>
+        <w:rPr>
+          <w:color w:val="000000"/>
+        </w:rPr>
+        <w:t>Câu 5: Mum told me to clean my room.</w:t>
+      </w:r>
+    </w:p>
+    <w:p>
+      <w:pPr>
+        <w:spacing w:before="60" w:after="120"/>
+      </w:pPr>
+      <w:r>
+        <w:rPr>
+          <w:color w:val="000000"/>
+        </w:rPr>
+        <w:t>Câu 6: The teacher told us not to talk.</w:t>
+      </w:r>
+    </w:p>
+    <w:p>
+      <w:pPr>
+        <w:spacing w:before="60" w:after="120"/>
+      </w:pPr>
+      <w:r>
+        <w:rPr>
+          <w:color w:val="000000"/>
+        </w:rPr>
+        <w:t>Câu 7: Mai said that she would call the next day.</w:t>
+      </w:r>
+    </w:p>
+    <w:p>
+      <w:pPr>
+        <w:spacing w:before="60" w:after="120"/>
+      </w:pPr>
+      <w:r>
+        <w:rPr>
+          <w:color w:val="000000"/>
+        </w:rPr>
+        <w:t>Câu 8: The doctor advised me to rest.</w:t>
+      </w:r>
+    </w:p>
+    <w:p>
+      <w:pPr>
+        <w:spacing w:before="60" w:after="120"/>
+      </w:pPr>
+      <w:r>
+        <w:rPr>
+          <w:color w:val="000000"/>
+        </w:rPr>
+        <w:t>Câu 9: Lan asked why Nam had left.</w:t>
+      </w:r>
+    </w:p>
+    <w:p>
+      <w:pPr>
+        <w:spacing w:before="60" w:after="120"/>
+      </w:pPr>
+      <w:r>
+        <w:rPr>
+          <w:color w:val="000000"/>
+        </w:rPr>
+        <w:t>Câu 10: Dad reminded me not to forget my key.</w:t>
+      </w:r>
+    </w:p>
+    <w:p>
+      <w:pPr>
+        <w:spacing w:before="240" w:after="60"/>
+        <w:keepNext/>
+      </w:pPr>
+      <w:r>
+        <w:rPr>
+          <w:color w:val="000000"/>
           <w:b/>
         </w:rPr>
-        <w:t xml:space="preserve">BÀI VIẾT MẪU (99 từ): Mai told me that she had found a new apartment near her office. I asked where it was and whether the neighborhood was quiet. She said that it was in the city center and that she could walk to work. However, she explained that she had not signed the contract yet. I advised her to read every page carefully and reminded her not to pay before checking the apartment. Mai said that she would visit it again the following morning. She thanked me for my advice and promised that she would call the landlord after making her final decision.</w:t>
+        <w:t>PHẦN 9</w:t>
+      </w:r>
+    </w:p>
+    <w:p>
+      <w:pPr>
+        <w:spacing w:before="60" w:after="120"/>
+      </w:pPr>
+      <w:r>
+        <w:rPr>
+          <w:color w:val="000000"/>
+        </w:rPr>
+        <w:t>Câu 1: A new apartment.</w:t>
+      </w:r>
+    </w:p>
+    <w:p>
+      <w:pPr>
+        <w:spacing w:before="60" w:after="120"/>
+      </w:pPr>
+      <w:r>
+        <w:rPr>
+          <w:color w:val="000000"/>
+        </w:rPr>
+        <w:t>Câu 2: Where it was and whether it was near her office.</w:t>
+      </w:r>
+    </w:p>
+    <w:p>
+      <w:pPr>
+        <w:spacing w:before="60" w:after="120"/>
+      </w:pPr>
+      <w:r>
+        <w:rPr>
+          <w:color w:val="000000"/>
+        </w:rPr>
+        <w:t>Câu 3: Walk.</w:t>
+      </w:r>
+    </w:p>
+    <w:p>
+      <w:pPr>
+        <w:spacing w:before="60" w:after="120"/>
+      </w:pPr>
+      <w:r>
+        <w:rPr>
+          <w:color w:val="000000"/>
+        </w:rPr>
+        <w:t>Câu 4: Check the contract carefully.</w:t>
+      </w:r>
+    </w:p>
+    <w:p>
+      <w:pPr>
+        <w:spacing w:before="60" w:after="120"/>
+      </w:pPr>
+      <w:r>
+        <w:rPr>
+          <w:color w:val="000000"/>
+        </w:rPr>
+        <w:t>Câu 5: The following morning.</w:t>
+      </w:r>
+    </w:p>
+    <w:p>
+      <w:pPr>
+        <w:spacing w:before="240" w:after="60"/>
+        <w:keepNext/>
+      </w:pPr>
+      <w:r>
+        <w:rPr>
+          <w:color w:val="000000"/>
+          <w:b/>
+        </w:rPr>
+        <w:t>PHẦN 10</w:t>
+      </w:r>
+    </w:p>
+    <w:p>
+      <w:pPr>
+        <w:spacing w:before="240" w:after="60"/>
+        <w:keepNext/>
+      </w:pPr>
+      <w:r>
+        <w:rPr>
+          <w:color w:val="000000"/>
+          <w:b/>
+        </w:rPr>
+        <w:t>Câu trả lời tham khảo</w:t>
+      </w:r>
+    </w:p>
+    <w:p>
+      <w:pPr>
+        <w:spacing w:before="0" w:after="160"/>
+      </w:pPr>
+      <w:r>
+        <w:rPr>
+          <w:color w:val="000000"/>
+        </w:rPr>
+        <w:t>BÀI VIẾT MẪU (99 từ): Mai told me that she had found a new apartment near her office. I asked where it was and whether the neighborhood was quiet. She said that it was in the city center and that she could walk to work. However, she explained that she had not signed the contract yet. I advised her to read every page carefully and reminded her not to pay before checking the apartment. Mai said that she would visit it again the following morning. She thanked me for my advice and promised that she would call the landlord after making her final decision.</w:t>
       </w:r>
     </w:p>
     <w:sectPr>
